--- a/手册/虚谷数据库监控系统-部署与运维手册.docx
+++ b/手册/虚谷数据库监控系统-部署与运维手册.docx
@@ -108,10 +108,11 @@
         <w:tblStyle w:val="Table"/>
         <w:tblW w:type="auto" w:w="0"/>
         <w:tblLook w:firstRow="1" w:lastRow="0" w:firstColumn="0" w:lastColumn="0" w:noHBand="0" w:noVBand="0" w:val="0020"/>
+        <w:tblLayout w:type="fixed"/>
       </w:tblPr>
       <w:tblGrid>
-        <w:gridCol w:w="3960"/>
-        <w:gridCol w:w="3960"/>
+        <w:gridCol w:w="3201"/>
+        <w:gridCol w:w="6159"/>
       </w:tblGrid>
       <w:tr>
         <w:trPr>
@@ -119,6 +120,9 @@
         </w:trPr>
         <w:tc>
           <w:tcPr/>
+          <w:tcPr>
+            <w:tcW w:w="3201" w:type="dxa"/>
+          </w:tcPr>
           <w:p>
             <w:pPr>
               <w:pStyle w:val="Compact"/>
@@ -133,6 +137,9 @@
         </w:tc>
         <w:tc>
           <w:tcPr/>
+          <w:tcPr>
+            <w:tcW w:w="6159" w:type="dxa"/>
+          </w:tcPr>
           <w:p>
             <w:pPr>
               <w:pStyle w:val="Compact"/>
@@ -149,6 +156,9 @@
       <w:tr>
         <w:tc>
           <w:tcPr/>
+          <w:tcPr>
+            <w:tcW w:w="3201" w:type="dxa"/>
+          </w:tcPr>
           <w:p>
             <w:pPr>
               <w:pStyle w:val="Compact"/>
@@ -163,6 +173,9 @@
         </w:tc>
         <w:tc>
           <w:tcPr/>
+          <w:tcPr>
+            <w:tcW w:w="6159" w:type="dxa"/>
+          </w:tcPr>
           <w:p>
             <w:pPr>
               <w:pStyle w:val="Compact"/>
@@ -188,6 +201,9 @@
       <w:tr>
         <w:tc>
           <w:tcPr/>
+          <w:tcPr>
+            <w:tcW w:w="3201" w:type="dxa"/>
+          </w:tcPr>
           <w:p>
             <w:pPr>
               <w:pStyle w:val="Compact"/>
@@ -202,6 +218,9 @@
         </w:tc>
         <w:tc>
           <w:tcPr/>
+          <w:tcPr>
+            <w:tcW w:w="6159" w:type="dxa"/>
+          </w:tcPr>
           <w:p>
             <w:pPr>
               <w:pStyle w:val="Compact"/>
@@ -215,6 +234,9 @@
       <w:tr>
         <w:tc>
           <w:tcPr/>
+          <w:tcPr>
+            <w:tcW w:w="3201" w:type="dxa"/>
+          </w:tcPr>
           <w:p>
             <w:pPr>
               <w:pStyle w:val="Compact"/>
@@ -229,6 +251,9 @@
         </w:tc>
         <w:tc>
           <w:tcPr/>
+          <w:tcPr>
+            <w:tcW w:w="6159" w:type="dxa"/>
+          </w:tcPr>
           <w:p>
             <w:pPr>
               <w:pStyle w:val="Compact"/>
@@ -245,6 +270,9 @@
       <w:tr>
         <w:tc>
           <w:tcPr/>
+          <w:tcPr>
+            <w:tcW w:w="3201" w:type="dxa"/>
+          </w:tcPr>
           <w:p>
             <w:pPr>
               <w:pStyle w:val="Compact"/>
@@ -259,6 +287,9 @@
         </w:tc>
         <w:tc>
           <w:tcPr/>
+          <w:tcPr>
+            <w:tcW w:w="6159" w:type="dxa"/>
+          </w:tcPr>
           <w:p>
             <w:pPr>
               <w:pStyle w:val="Compact"/>
@@ -317,12 +348,13 @@
         <w:tblStyle w:val="Table"/>
         <w:tblW w:type="auto" w:w="0"/>
         <w:tblLook w:firstRow="1" w:lastRow="0" w:firstColumn="0" w:lastColumn="0" w:noHBand="0" w:noVBand="0" w:val="0020"/>
+        <w:tblLayout w:type="fixed"/>
       </w:tblPr>
       <w:tblGrid>
-        <w:gridCol w:w="1980"/>
-        <w:gridCol w:w="1980"/>
-        <w:gridCol w:w="1980"/>
-        <w:gridCol w:w="1980"/>
+        <w:gridCol w:w="1607"/>
+        <w:gridCol w:w="1467"/>
+        <w:gridCol w:w="4428"/>
+        <w:gridCol w:w="1858"/>
       </w:tblGrid>
       <w:tr>
         <w:trPr>
@@ -330,6 +362,9 @@
         </w:trPr>
         <w:tc>
           <w:tcPr/>
+          <w:tcPr>
+            <w:tcW w:w="1607" w:type="dxa"/>
+          </w:tcPr>
           <w:p>
             <w:pPr>
               <w:pStyle w:val="Compact"/>
@@ -344,6 +379,9 @@
         </w:tc>
         <w:tc>
           <w:tcPr/>
+          <w:tcPr>
+            <w:tcW w:w="1467" w:type="dxa"/>
+          </w:tcPr>
           <w:p>
             <w:pPr>
               <w:pStyle w:val="Compact"/>
@@ -358,6 +396,9 @@
         </w:tc>
         <w:tc>
           <w:tcPr/>
+          <w:tcPr>
+            <w:tcW w:w="4428" w:type="dxa"/>
+          </w:tcPr>
           <w:p>
             <w:pPr>
               <w:pStyle w:val="Compact"/>
@@ -372,6 +413,9 @@
         </w:tc>
         <w:tc>
           <w:tcPr/>
+          <w:tcPr>
+            <w:tcW w:w="1858" w:type="dxa"/>
+          </w:tcPr>
           <w:p>
             <w:pPr>
               <w:pStyle w:val="Compact"/>
@@ -388,6 +432,9 @@
       <w:tr>
         <w:tc>
           <w:tcPr/>
+          <w:tcPr>
+            <w:tcW w:w="1607" w:type="dxa"/>
+          </w:tcPr>
           <w:p>
             <w:pPr>
               <w:pStyle w:val="Compact"/>
@@ -404,6 +451,9 @@
         </w:tc>
         <w:tc>
           <w:tcPr/>
+          <w:tcPr>
+            <w:tcW w:w="1467" w:type="dxa"/>
+          </w:tcPr>
           <w:p>
             <w:pPr>
               <w:pStyle w:val="Compact"/>
@@ -415,6 +465,9 @@
         </w:tc>
         <w:tc>
           <w:tcPr/>
+          <w:tcPr>
+            <w:tcW w:w="4428" w:type="dxa"/>
+          </w:tcPr>
           <w:p>
             <w:pPr>
               <w:pStyle w:val="Compact"/>
@@ -432,6 +485,9 @@
         </w:tc>
         <w:tc>
           <w:tcPr/>
+          <w:tcPr>
+            <w:tcW w:w="1858" w:type="dxa"/>
+          </w:tcPr>
           <w:p>
             <w:pPr>
               <w:pStyle w:val="Compact"/>
@@ -450,6 +506,9 @@
       <w:tr>
         <w:tc>
           <w:tcPr/>
+          <w:tcPr>
+            <w:tcW w:w="1607" w:type="dxa"/>
+          </w:tcPr>
           <w:p>
             <w:pPr>
               <w:pStyle w:val="Compact"/>
@@ -464,6 +523,9 @@
         </w:tc>
         <w:tc>
           <w:tcPr/>
+          <w:tcPr>
+            <w:tcW w:w="1467" w:type="dxa"/>
+          </w:tcPr>
           <w:p>
             <w:pPr>
               <w:pStyle w:val="Compact"/>
@@ -475,6 +537,9 @@
         </w:tc>
         <w:tc>
           <w:tcPr/>
+          <w:tcPr>
+            <w:tcW w:w="4428" w:type="dxa"/>
+          </w:tcPr>
           <w:p>
             <w:pPr>
               <w:pStyle w:val="Compact"/>
@@ -507,6 +572,9 @@
         </w:tc>
         <w:tc>
           <w:tcPr/>
+          <w:tcPr>
+            <w:tcW w:w="1858" w:type="dxa"/>
+          </w:tcPr>
           <w:p>
             <w:pPr>
               <w:pStyle w:val="Compact"/>
@@ -890,11 +958,12 @@
         <w:tblStyle w:val="Table"/>
         <w:tblW w:type="auto" w:w="0"/>
         <w:tblLook w:firstRow="1" w:lastRow="0" w:firstColumn="0" w:lastColumn="0" w:noHBand="0" w:noVBand="0" w:val="0020"/>
+        <w:tblLayout w:type="fixed"/>
       </w:tblPr>
       <w:tblGrid>
-        <w:gridCol w:w="2640"/>
-        <w:gridCol w:w="2640"/>
-        <w:gridCol w:w="2640"/>
+        <w:gridCol w:w="2996"/>
+        <w:gridCol w:w="1662"/>
+        <w:gridCol w:w="4702"/>
       </w:tblGrid>
       <w:tr>
         <w:trPr>
@@ -902,6 +971,9 @@
         </w:trPr>
         <w:tc>
           <w:tcPr/>
+          <w:tcPr>
+            <w:tcW w:w="2996" w:type="dxa"/>
+          </w:tcPr>
           <w:p>
             <w:pPr>
               <w:pStyle w:val="Compact"/>
@@ -916,6 +988,9 @@
         </w:tc>
         <w:tc>
           <w:tcPr/>
+          <w:tcPr>
+            <w:tcW w:w="1662" w:type="dxa"/>
+          </w:tcPr>
           <w:p>
             <w:pPr>
               <w:pStyle w:val="Compact"/>
@@ -930,6 +1005,9 @@
         </w:tc>
         <w:tc>
           <w:tcPr/>
+          <w:tcPr>
+            <w:tcW w:w="4702" w:type="dxa"/>
+          </w:tcPr>
           <w:p>
             <w:pPr>
               <w:pStyle w:val="Compact"/>
@@ -946,6 +1024,9 @@
       <w:tr>
         <w:tc>
           <w:tcPr/>
+          <w:tcPr>
+            <w:tcW w:w="2996" w:type="dxa"/>
+          </w:tcPr>
           <w:p>
             <w:pPr>
               <w:pStyle w:val="Compact"/>
@@ -957,6 +1038,9 @@
         </w:tc>
         <w:tc>
           <w:tcPr/>
+          <w:tcPr>
+            <w:tcW w:w="1662" w:type="dxa"/>
+          </w:tcPr>
           <w:p>
             <w:pPr>
               <w:pStyle w:val="Compact"/>
@@ -968,6 +1052,9 @@
         </w:tc>
         <w:tc>
           <w:tcPr/>
+          <w:tcPr>
+            <w:tcW w:w="4702" w:type="dxa"/>
+          </w:tcPr>
           <w:p>
             <w:pPr>
               <w:pStyle w:val="Compact"/>
@@ -981,6 +1068,9 @@
       <w:tr>
         <w:tc>
           <w:tcPr/>
+          <w:tcPr>
+            <w:tcW w:w="2996" w:type="dxa"/>
+          </w:tcPr>
           <w:p>
             <w:pPr>
               <w:pStyle w:val="Compact"/>
@@ -992,6 +1082,9 @@
         </w:tc>
         <w:tc>
           <w:tcPr/>
+          <w:tcPr>
+            <w:tcW w:w="1662" w:type="dxa"/>
+          </w:tcPr>
           <w:p>
             <w:pPr>
               <w:pStyle w:val="Compact"/>
@@ -1003,6 +1096,9 @@
         </w:tc>
         <w:tc>
           <w:tcPr/>
+          <w:tcPr>
+            <w:tcW w:w="4702" w:type="dxa"/>
+          </w:tcPr>
           <w:p>
             <w:pPr>
               <w:pStyle w:val="Compact"/>
@@ -1019,6 +1115,9 @@
       <w:tr>
         <w:tc>
           <w:tcPr/>
+          <w:tcPr>
+            <w:tcW w:w="2996" w:type="dxa"/>
+          </w:tcPr>
           <w:p>
             <w:pPr>
               <w:pStyle w:val="Compact"/>
@@ -1030,6 +1129,9 @@
         </w:tc>
         <w:tc>
           <w:tcPr/>
+          <w:tcPr>
+            <w:tcW w:w="1662" w:type="dxa"/>
+          </w:tcPr>
           <w:p>
             <w:pPr>
               <w:pStyle w:val="Compact"/>
@@ -1041,6 +1143,9 @@
         </w:tc>
         <w:tc>
           <w:tcPr/>
+          <w:tcPr>
+            <w:tcW w:w="4702" w:type="dxa"/>
+          </w:tcPr>
           <w:p>
             <w:pPr>
               <w:pStyle w:val="Compact"/>
@@ -1066,6 +1171,9 @@
       <w:tr>
         <w:tc>
           <w:tcPr/>
+          <w:tcPr>
+            <w:tcW w:w="2996" w:type="dxa"/>
+          </w:tcPr>
           <w:p>
             <w:pPr>
               <w:pStyle w:val="Compact"/>
@@ -1077,6 +1185,9 @@
         </w:tc>
         <w:tc>
           <w:tcPr/>
+          <w:tcPr>
+            <w:tcW w:w="1662" w:type="dxa"/>
+          </w:tcPr>
           <w:p>
             <w:pPr>
               <w:pStyle w:val="Compact"/>
@@ -1088,6 +1199,9 @@
         </w:tc>
         <w:tc>
           <w:tcPr/>
+          <w:tcPr>
+            <w:tcW w:w="4702" w:type="dxa"/>
+          </w:tcPr>
           <w:p>
             <w:pPr>
               <w:pStyle w:val="Compact"/>
@@ -1685,11 +1799,12 @@
         <w:tblStyle w:val="Table"/>
         <w:tblW w:type="auto" w:w="0"/>
         <w:tblLook w:firstRow="1" w:lastRow="0" w:firstColumn="0" w:lastColumn="0" w:noHBand="0" w:noVBand="0" w:val="0020"/>
+        <w:tblLayout w:type="fixed"/>
       </w:tblPr>
       <w:tblGrid>
-        <w:gridCol w:w="2640"/>
-        <w:gridCol w:w="2640"/>
-        <w:gridCol w:w="2640"/>
+        <w:gridCol w:w="2587"/>
+        <w:gridCol w:w="1945"/>
+        <w:gridCol w:w="4828"/>
       </w:tblGrid>
       <w:tr>
         <w:trPr>
@@ -1697,6 +1812,9 @@
         </w:trPr>
         <w:tc>
           <w:tcPr/>
+          <w:tcPr>
+            <w:tcW w:w="2587" w:type="dxa"/>
+          </w:tcPr>
           <w:p>
             <w:pPr>
               <w:pStyle w:val="Compact"/>
@@ -1711,6 +1829,9 @@
         </w:tc>
         <w:tc>
           <w:tcPr/>
+          <w:tcPr>
+            <w:tcW w:w="1945" w:type="dxa"/>
+          </w:tcPr>
           <w:p>
             <w:pPr>
               <w:pStyle w:val="Compact"/>
@@ -1725,6 +1846,9 @@
         </w:tc>
         <w:tc>
           <w:tcPr/>
+          <w:tcPr>
+            <w:tcW w:w="4828" w:type="dxa"/>
+          </w:tcPr>
           <w:p>
             <w:pPr>
               <w:pStyle w:val="Compact"/>
@@ -1741,6 +1865,9 @@
       <w:tr>
         <w:tc>
           <w:tcPr/>
+          <w:tcPr>
+            <w:tcW w:w="2587" w:type="dxa"/>
+          </w:tcPr>
           <w:p>
             <w:pPr>
               <w:pStyle w:val="Compact"/>
@@ -1755,6 +1882,9 @@
         </w:tc>
         <w:tc>
           <w:tcPr/>
+          <w:tcPr>
+            <w:tcW w:w="1945" w:type="dxa"/>
+          </w:tcPr>
           <w:p>
             <w:pPr>
               <w:pStyle w:val="Compact"/>
@@ -1766,6 +1896,9 @@
         </w:tc>
         <w:tc>
           <w:tcPr/>
+          <w:tcPr>
+            <w:tcW w:w="4828" w:type="dxa"/>
+          </w:tcPr>
           <w:p>
             <w:pPr>
               <w:pStyle w:val="Compact"/>
@@ -1800,6 +1933,9 @@
       <w:tr>
         <w:tc>
           <w:tcPr/>
+          <w:tcPr>
+            <w:tcW w:w="2587" w:type="dxa"/>
+          </w:tcPr>
           <w:p>
             <w:pPr>
               <w:pStyle w:val="Compact"/>
@@ -1814,6 +1950,9 @@
         </w:tc>
         <w:tc>
           <w:tcPr/>
+          <w:tcPr>
+            <w:tcW w:w="1945" w:type="dxa"/>
+          </w:tcPr>
           <w:p>
             <w:pPr>
               <w:pStyle w:val="Compact"/>
@@ -1825,6 +1964,9 @@
         </w:tc>
         <w:tc>
           <w:tcPr/>
+          <w:tcPr>
+            <w:tcW w:w="4828" w:type="dxa"/>
+          </w:tcPr>
           <w:p>
             <w:pPr>
               <w:pStyle w:val="Compact"/>
@@ -1844,6 +1986,9 @@
       <w:tr>
         <w:tc>
           <w:tcPr/>
+          <w:tcPr>
+            <w:tcW w:w="2587" w:type="dxa"/>
+          </w:tcPr>
           <w:p>
             <w:pPr>
               <w:pStyle w:val="Compact"/>
@@ -1858,6 +2003,9 @@
         </w:tc>
         <w:tc>
           <w:tcPr/>
+          <w:tcPr>
+            <w:tcW w:w="1945" w:type="dxa"/>
+          </w:tcPr>
           <w:p>
             <w:pPr>
               <w:pStyle w:val="Compact"/>
@@ -1869,6 +2017,9 @@
         </w:tc>
         <w:tc>
           <w:tcPr/>
+          <w:tcPr>
+            <w:tcW w:w="4828" w:type="dxa"/>
+          </w:tcPr>
           <w:p>
             <w:pPr>
               <w:pStyle w:val="Compact"/>
@@ -1894,6 +2045,9 @@
       <w:tr>
         <w:tc>
           <w:tcPr/>
+          <w:tcPr>
+            <w:tcW w:w="2587" w:type="dxa"/>
+          </w:tcPr>
           <w:p>
             <w:pPr>
               <w:pStyle w:val="Compact"/>
@@ -1908,6 +2062,9 @@
         </w:tc>
         <w:tc>
           <w:tcPr/>
+          <w:tcPr>
+            <w:tcW w:w="1945" w:type="dxa"/>
+          </w:tcPr>
           <w:p>
             <w:pPr>
               <w:pStyle w:val="Compact"/>
@@ -1919,6 +2076,9 @@
         </w:tc>
         <w:tc>
           <w:tcPr/>
+          <w:tcPr>
+            <w:tcW w:w="4828" w:type="dxa"/>
+          </w:tcPr>
           <w:p>
             <w:pPr>
               <w:pStyle w:val="Compact"/>
@@ -1935,6 +2095,9 @@
       <w:tr>
         <w:tc>
           <w:tcPr/>
+          <w:tcPr>
+            <w:tcW w:w="2587" w:type="dxa"/>
+          </w:tcPr>
           <w:p>
             <w:pPr>
               <w:pStyle w:val="Compact"/>
@@ -1949,6 +2112,9 @@
         </w:tc>
         <w:tc>
           <w:tcPr/>
+          <w:tcPr>
+            <w:tcW w:w="1945" w:type="dxa"/>
+          </w:tcPr>
           <w:p>
             <w:pPr>
               <w:pStyle w:val="Compact"/>
@@ -1960,6 +2126,9 @@
         </w:tc>
         <w:tc>
           <w:tcPr/>
+          <w:tcPr>
+            <w:tcW w:w="4828" w:type="dxa"/>
+          </w:tcPr>
           <w:p>
             <w:pPr>
               <w:pStyle w:val="Compact"/>
@@ -1985,6 +2154,9 @@
       <w:tr>
         <w:tc>
           <w:tcPr/>
+          <w:tcPr>
+            <w:tcW w:w="2587" w:type="dxa"/>
+          </w:tcPr>
           <w:p>
             <w:pPr>
               <w:pStyle w:val="Compact"/>
@@ -1999,6 +2171,9 @@
         </w:tc>
         <w:tc>
           <w:tcPr/>
+          <w:tcPr>
+            <w:tcW w:w="1945" w:type="dxa"/>
+          </w:tcPr>
           <w:p>
             <w:pPr>
               <w:pStyle w:val="Compact"/>
@@ -2010,6 +2185,9 @@
         </w:tc>
         <w:tc>
           <w:tcPr/>
+          <w:tcPr>
+            <w:tcW w:w="4828" w:type="dxa"/>
+          </w:tcPr>
           <w:p>
             <w:pPr>
               <w:pStyle w:val="Compact"/>
@@ -2044,6 +2222,9 @@
       <w:tr>
         <w:tc>
           <w:tcPr/>
+          <w:tcPr>
+            <w:tcW w:w="2587" w:type="dxa"/>
+          </w:tcPr>
           <w:p>
             <w:pPr>
               <w:pStyle w:val="Compact"/>
@@ -2058,6 +2239,9 @@
         </w:tc>
         <w:tc>
           <w:tcPr/>
+          <w:tcPr>
+            <w:tcW w:w="1945" w:type="dxa"/>
+          </w:tcPr>
           <w:p>
             <w:pPr>
               <w:pStyle w:val="Compact"/>
@@ -2069,6 +2253,9 @@
         </w:tc>
         <w:tc>
           <w:tcPr/>
+          <w:tcPr>
+            <w:tcW w:w="4828" w:type="dxa"/>
+          </w:tcPr>
           <w:p>
             <w:pPr>
               <w:pStyle w:val="Compact"/>
@@ -2085,6 +2272,9 @@
       <w:tr>
         <w:tc>
           <w:tcPr/>
+          <w:tcPr>
+            <w:tcW w:w="2587" w:type="dxa"/>
+          </w:tcPr>
           <w:p>
             <w:pPr>
               <w:pStyle w:val="Compact"/>
@@ -2099,6 +2289,9 @@
         </w:tc>
         <w:tc>
           <w:tcPr/>
+          <w:tcPr>
+            <w:tcW w:w="1945" w:type="dxa"/>
+          </w:tcPr>
           <w:p>
             <w:pPr>
               <w:pStyle w:val="Compact"/>
@@ -2110,6 +2303,9 @@
         </w:tc>
         <w:tc>
           <w:tcPr/>
+          <w:tcPr>
+            <w:tcW w:w="4828" w:type="dxa"/>
+          </w:tcPr>
           <w:p>
             <w:pPr>
               <w:pStyle w:val="Compact"/>
@@ -2138,6 +2334,9 @@
       <w:tr>
         <w:tc>
           <w:tcPr/>
+          <w:tcPr>
+            <w:tcW w:w="2587" w:type="dxa"/>
+          </w:tcPr>
           <w:p>
             <w:pPr>
               <w:pStyle w:val="Compact"/>
@@ -2152,6 +2351,9 @@
         </w:tc>
         <w:tc>
           <w:tcPr/>
+          <w:tcPr>
+            <w:tcW w:w="1945" w:type="dxa"/>
+          </w:tcPr>
           <w:p>
             <w:pPr>
               <w:pStyle w:val="Compact"/>
@@ -2163,6 +2365,9 @@
         </w:tc>
         <w:tc>
           <w:tcPr/>
+          <w:tcPr>
+            <w:tcW w:w="4828" w:type="dxa"/>
+          </w:tcPr>
           <w:p>
             <w:pPr>
               <w:pStyle w:val="Compact"/>
@@ -2197,6 +2402,9 @@
       <w:tr>
         <w:tc>
           <w:tcPr/>
+          <w:tcPr>
+            <w:tcW w:w="2587" w:type="dxa"/>
+          </w:tcPr>
           <w:p>
             <w:pPr>
               <w:pStyle w:val="Compact"/>
@@ -2211,6 +2419,9 @@
         </w:tc>
         <w:tc>
           <w:tcPr/>
+          <w:tcPr>
+            <w:tcW w:w="1945" w:type="dxa"/>
+          </w:tcPr>
           <w:p>
             <w:pPr>
               <w:pStyle w:val="Compact"/>
@@ -2222,6 +2433,9 @@
         </w:tc>
         <w:tc>
           <w:tcPr/>
+          <w:tcPr>
+            <w:tcW w:w="4828" w:type="dxa"/>
+          </w:tcPr>
           <w:p>
             <w:pPr>
               <w:pStyle w:val="Compact"/>
@@ -2256,6 +2470,9 @@
       <w:tr>
         <w:tc>
           <w:tcPr/>
+          <w:tcPr>
+            <w:tcW w:w="2587" w:type="dxa"/>
+          </w:tcPr>
           <w:p>
             <w:pPr>
               <w:pStyle w:val="Compact"/>
@@ -2270,6 +2487,9 @@
         </w:tc>
         <w:tc>
           <w:tcPr/>
+          <w:tcPr>
+            <w:tcW w:w="1945" w:type="dxa"/>
+          </w:tcPr>
           <w:p>
             <w:pPr>
               <w:pStyle w:val="Compact"/>
@@ -2281,6 +2501,9 @@
         </w:tc>
         <w:tc>
           <w:tcPr/>
+          <w:tcPr>
+            <w:tcW w:w="4828" w:type="dxa"/>
+          </w:tcPr>
           <w:p>
             <w:pPr>
               <w:pStyle w:val="Compact"/>
@@ -2306,6 +2529,9 @@
       <w:tr>
         <w:tc>
           <w:tcPr/>
+          <w:tcPr>
+            <w:tcW w:w="2587" w:type="dxa"/>
+          </w:tcPr>
           <w:p>
             <w:pPr>
               <w:pStyle w:val="Compact"/>
@@ -2320,6 +2546,9 @@
         </w:tc>
         <w:tc>
           <w:tcPr/>
+          <w:tcPr>
+            <w:tcW w:w="1945" w:type="dxa"/>
+          </w:tcPr>
           <w:p>
             <w:pPr>
               <w:pStyle w:val="Compact"/>
@@ -2331,6 +2560,9 @@
         </w:tc>
         <w:tc>
           <w:tcPr/>
+          <w:tcPr>
+            <w:tcW w:w="4828" w:type="dxa"/>
+          </w:tcPr>
           <w:p>
             <w:pPr>
               <w:pStyle w:val="Compact"/>
@@ -2350,6 +2582,9 @@
       <w:tr>
         <w:tc>
           <w:tcPr/>
+          <w:tcPr>
+            <w:tcW w:w="2587" w:type="dxa"/>
+          </w:tcPr>
           <w:p>
             <w:pPr>
               <w:pStyle w:val="Compact"/>
@@ -2364,6 +2599,9 @@
         </w:tc>
         <w:tc>
           <w:tcPr/>
+          <w:tcPr>
+            <w:tcW w:w="1945" w:type="dxa"/>
+          </w:tcPr>
           <w:p>
             <w:pPr>
               <w:pStyle w:val="Compact"/>
@@ -2375,6 +2613,9 @@
         </w:tc>
         <w:tc>
           <w:tcPr/>
+          <w:tcPr>
+            <w:tcW w:w="4828" w:type="dxa"/>
+          </w:tcPr>
           <w:p>
             <w:pPr>
               <w:pStyle w:val="Compact"/>
@@ -2947,10 +3188,11 @@
         <w:tblStyle w:val="Table"/>
         <w:tblW w:type="auto" w:w="0"/>
         <w:tblLook w:firstRow="1" w:lastRow="0" w:firstColumn="0" w:lastColumn="0" w:noHBand="0" w:noVBand="0" w:val="0020"/>
+        <w:tblLayout w:type="fixed"/>
       </w:tblPr>
       <w:tblGrid>
-        <w:gridCol w:w="3960"/>
-        <w:gridCol w:w="3960"/>
+        <w:gridCol w:w="3620"/>
+        <w:gridCol w:w="5740"/>
       </w:tblGrid>
       <w:tr>
         <w:trPr>
@@ -2958,6 +3200,9 @@
         </w:trPr>
         <w:tc>
           <w:tcPr/>
+          <w:tcPr>
+            <w:tcW w:w="3620" w:type="dxa"/>
+          </w:tcPr>
           <w:p>
             <w:pPr>
               <w:pStyle w:val="Compact"/>
@@ -2972,6 +3217,9 @@
         </w:tc>
         <w:tc>
           <w:tcPr/>
+          <w:tcPr>
+            <w:tcW w:w="5740" w:type="dxa"/>
+          </w:tcPr>
           <w:p>
             <w:pPr>
               <w:pStyle w:val="Compact"/>
@@ -2988,6 +3236,9 @@
       <w:tr>
         <w:tc>
           <w:tcPr/>
+          <w:tcPr>
+            <w:tcW w:w="3620" w:type="dxa"/>
+          </w:tcPr>
           <w:p>
             <w:pPr>
               <w:pStyle w:val="Compact"/>
@@ -3009,6 +3260,9 @@
         </w:tc>
         <w:tc>
           <w:tcPr/>
+          <w:tcPr>
+            <w:tcW w:w="5740" w:type="dxa"/>
+          </w:tcPr>
           <w:p>
             <w:pPr>
               <w:pStyle w:val="Compact"/>
@@ -3037,6 +3291,9 @@
       <w:tr>
         <w:tc>
           <w:tcPr/>
+          <w:tcPr>
+            <w:tcW w:w="3620" w:type="dxa"/>
+          </w:tcPr>
           <w:p>
             <w:pPr>
               <w:pStyle w:val="Compact"/>
@@ -3054,6 +3311,9 @@
         </w:tc>
         <w:tc>
           <w:tcPr/>
+          <w:tcPr>
+            <w:tcW w:w="5740" w:type="dxa"/>
+          </w:tcPr>
           <w:p>
             <w:pPr>
               <w:pStyle w:val="Compact"/>
@@ -3097,6 +3357,9 @@
       <w:tr>
         <w:tc>
           <w:tcPr/>
+          <w:tcPr>
+            <w:tcW w:w="3620" w:type="dxa"/>
+          </w:tcPr>
           <w:p>
             <w:pPr>
               <w:pStyle w:val="Compact"/>
@@ -3111,6 +3374,9 @@
         </w:tc>
         <w:tc>
           <w:tcPr/>
+          <w:tcPr>
+            <w:tcW w:w="5740" w:type="dxa"/>
+          </w:tcPr>
           <w:p>
             <w:pPr>
               <w:pStyle w:val="Compact"/>
@@ -3133,6 +3399,9 @@
       <w:tr>
         <w:tc>
           <w:tcPr/>
+          <w:tcPr>
+            <w:tcW w:w="3620" w:type="dxa"/>
+          </w:tcPr>
           <w:p>
             <w:pPr>
               <w:pStyle w:val="Compact"/>
@@ -3147,6 +3416,9 @@
         </w:tc>
         <w:tc>
           <w:tcPr/>
+          <w:tcPr>
+            <w:tcW w:w="5740" w:type="dxa"/>
+          </w:tcPr>
           <w:p>
             <w:pPr>
               <w:pStyle w:val="Compact"/>
@@ -3163,6 +3435,9 @@
       <w:tr>
         <w:tc>
           <w:tcPr/>
+          <w:tcPr>
+            <w:tcW w:w="3620" w:type="dxa"/>
+          </w:tcPr>
           <w:p>
             <w:pPr>
               <w:pStyle w:val="Compact"/>
@@ -3177,6 +3452,9 @@
         </w:tc>
         <w:tc>
           <w:tcPr/>
+          <w:tcPr>
+            <w:tcW w:w="5740" w:type="dxa"/>
+          </w:tcPr>
           <w:p>
             <w:pPr>
               <w:pStyle w:val="Compact"/>
@@ -3221,6 +3499,9 @@
       <w:tr>
         <w:tc>
           <w:tcPr/>
+          <w:tcPr>
+            <w:tcW w:w="3620" w:type="dxa"/>
+          </w:tcPr>
           <w:p>
             <w:pPr>
               <w:pStyle w:val="Compact"/>
@@ -3235,6 +3516,9 @@
         </w:tc>
         <w:tc>
           <w:tcPr/>
+          <w:tcPr>
+            <w:tcW w:w="5740" w:type="dxa"/>
+          </w:tcPr>
           <w:p>
             <w:pPr>
               <w:pStyle w:val="Compact"/>
@@ -3323,11 +3607,12 @@
         <w:tblStyle w:val="Table"/>
         <w:tblW w:type="auto" w:w="0"/>
         <w:tblLook w:firstRow="1" w:lastRow="0" w:firstColumn="0" w:lastColumn="0" w:noHBand="0" w:noVBand="0" w:val="0020"/>
+        <w:tblLayout w:type="fixed"/>
       </w:tblPr>
       <w:tblGrid>
-        <w:gridCol w:w="2640"/>
-        <w:gridCol w:w="2640"/>
-        <w:gridCol w:w="2640"/>
+        <w:gridCol w:w="1854"/>
+        <w:gridCol w:w="4478"/>
+        <w:gridCol w:w="3028"/>
       </w:tblGrid>
       <w:tr>
         <w:trPr>
@@ -3335,6 +3620,9 @@
         </w:trPr>
         <w:tc>
           <w:tcPr/>
+          <w:tcPr>
+            <w:tcW w:w="1854" w:type="dxa"/>
+          </w:tcPr>
           <w:p>
             <w:pPr>
               <w:pStyle w:val="Compact"/>
@@ -3349,6 +3637,9 @@
         </w:tc>
         <w:tc>
           <w:tcPr/>
+          <w:tcPr>
+            <w:tcW w:w="4478" w:type="dxa"/>
+          </w:tcPr>
           <w:p>
             <w:pPr>
               <w:pStyle w:val="Compact"/>
@@ -3363,6 +3654,9 @@
         </w:tc>
         <w:tc>
           <w:tcPr/>
+          <w:tcPr>
+            <w:tcW w:w="3028" w:type="dxa"/>
+          </w:tcPr>
           <w:p>
             <w:pPr>
               <w:pStyle w:val="Compact"/>
@@ -3379,6 +3673,9 @@
       <w:tr>
         <w:tc>
           <w:tcPr/>
+          <w:tcPr>
+            <w:tcW w:w="1854" w:type="dxa"/>
+          </w:tcPr>
           <w:p>
             <w:pPr>
               <w:pStyle w:val="Compact"/>
@@ -3390,6 +3687,9 @@
         </w:tc>
         <w:tc>
           <w:tcPr/>
+          <w:tcPr>
+            <w:tcW w:w="4478" w:type="dxa"/>
+          </w:tcPr>
           <w:p>
             <w:pPr>
               <w:pStyle w:val="Compact"/>
@@ -3404,6 +3704,9 @@
         </w:tc>
         <w:tc>
           <w:tcPr/>
+          <w:tcPr>
+            <w:tcW w:w="3028" w:type="dxa"/>
+          </w:tcPr>
           <w:p>
             <w:pPr>
               <w:pStyle w:val="Compact"/>
@@ -3420,6 +3723,9 @@
       <w:tr>
         <w:tc>
           <w:tcPr/>
+          <w:tcPr>
+            <w:tcW w:w="1854" w:type="dxa"/>
+          </w:tcPr>
           <w:p>
             <w:pPr>
               <w:pStyle w:val="Compact"/>
@@ -3431,6 +3737,9 @@
         </w:tc>
         <w:tc>
           <w:tcPr/>
+          <w:tcPr>
+            <w:tcW w:w="4478" w:type="dxa"/>
+          </w:tcPr>
           <w:p>
             <w:pPr>
               <w:pStyle w:val="Compact"/>
@@ -3454,6 +3763,9 @@
         </w:tc>
         <w:tc>
           <w:tcPr/>
+          <w:tcPr>
+            <w:tcW w:w="3028" w:type="dxa"/>
+          </w:tcPr>
           <w:p>
             <w:pPr>
               <w:pStyle w:val="Compact"/>
@@ -3470,6 +3782,9 @@
       <w:tr>
         <w:tc>
           <w:tcPr/>
+          <w:tcPr>
+            <w:tcW w:w="1854" w:type="dxa"/>
+          </w:tcPr>
           <w:p>
             <w:pPr>
               <w:pStyle w:val="Compact"/>
@@ -3481,6 +3796,9 @@
         </w:tc>
         <w:tc>
           <w:tcPr/>
+          <w:tcPr>
+            <w:tcW w:w="4478" w:type="dxa"/>
+          </w:tcPr>
           <w:p>
             <w:pPr>
               <w:pStyle w:val="Compact"/>
@@ -3495,6 +3813,9 @@
         </w:tc>
         <w:tc>
           <w:tcPr/>
+          <w:tcPr>
+            <w:tcW w:w="3028" w:type="dxa"/>
+          </w:tcPr>
           <w:p>
             <w:pPr>
               <w:pStyle w:val="Compact"/>
@@ -3511,6 +3832,9 @@
       <w:tr>
         <w:tc>
           <w:tcPr/>
+          <w:tcPr>
+            <w:tcW w:w="1854" w:type="dxa"/>
+          </w:tcPr>
           <w:p>
             <w:pPr>
               <w:pStyle w:val="Compact"/>
@@ -3522,6 +3846,9 @@
         </w:tc>
         <w:tc>
           <w:tcPr/>
+          <w:tcPr>
+            <w:tcW w:w="4478" w:type="dxa"/>
+          </w:tcPr>
           <w:p>
             <w:pPr>
               <w:pStyle w:val="Compact"/>
@@ -3545,6 +3872,9 @@
         </w:tc>
         <w:tc>
           <w:tcPr/>
+          <w:tcPr>
+            <w:tcW w:w="3028" w:type="dxa"/>
+          </w:tcPr>
           <w:p>
             <w:pPr>
               <w:pStyle w:val="Compact"/>
@@ -3563,6 +3893,9 @@
       <w:tr>
         <w:tc>
           <w:tcPr/>
+          <w:tcPr>
+            <w:tcW w:w="1854" w:type="dxa"/>
+          </w:tcPr>
           <w:p>
             <w:pPr>
               <w:pStyle w:val="Compact"/>
@@ -3574,6 +3907,9 @@
         </w:tc>
         <w:tc>
           <w:tcPr/>
+          <w:tcPr>
+            <w:tcW w:w="4478" w:type="dxa"/>
+          </w:tcPr>
           <w:p>
             <w:pPr>
               <w:pStyle w:val="Compact"/>
@@ -3597,6 +3933,9 @@
         </w:tc>
         <w:tc>
           <w:tcPr/>
+          <w:tcPr>
+            <w:tcW w:w="3028" w:type="dxa"/>
+          </w:tcPr>
           <w:p>
             <w:pPr>
               <w:pStyle w:val="Compact"/>
@@ -3615,6 +3954,9 @@
       <w:tr>
         <w:tc>
           <w:tcPr/>
+          <w:tcPr>
+            <w:tcW w:w="1854" w:type="dxa"/>
+          </w:tcPr>
           <w:p>
             <w:pPr>
               <w:pStyle w:val="Compact"/>
@@ -3626,6 +3968,9 @@
         </w:tc>
         <w:tc>
           <w:tcPr/>
+          <w:tcPr>
+            <w:tcW w:w="4478" w:type="dxa"/>
+          </w:tcPr>
           <w:p>
             <w:pPr>
               <w:pStyle w:val="Compact"/>
@@ -3649,6 +3994,9 @@
         </w:tc>
         <w:tc>
           <w:tcPr/>
+          <w:tcPr>
+            <w:tcW w:w="3028" w:type="dxa"/>
+          </w:tcPr>
           <w:p>
             <w:pPr>
               <w:pStyle w:val="Compact"/>
@@ -3667,6 +4015,9 @@
       <w:tr>
         <w:tc>
           <w:tcPr/>
+          <w:tcPr>
+            <w:tcW w:w="1854" w:type="dxa"/>
+          </w:tcPr>
           <w:p>
             <w:pPr>
               <w:pStyle w:val="Compact"/>
@@ -3678,6 +4029,9 @@
         </w:tc>
         <w:tc>
           <w:tcPr/>
+          <w:tcPr>
+            <w:tcW w:w="4478" w:type="dxa"/>
+          </w:tcPr>
           <w:p>
             <w:pPr>
               <w:pStyle w:val="Compact"/>
@@ -3692,6 +4046,9 @@
         </w:tc>
         <w:tc>
           <w:tcPr/>
+          <w:tcPr>
+            <w:tcW w:w="3028" w:type="dxa"/>
+          </w:tcPr>
           <w:p>
             <w:pPr>
               <w:pStyle w:val="Compact"/>
@@ -3710,6 +4067,9 @@
       <w:tr>
         <w:tc>
           <w:tcPr/>
+          <w:tcPr>
+            <w:tcW w:w="1854" w:type="dxa"/>
+          </w:tcPr>
           <w:p>
             <w:pPr>
               <w:pStyle w:val="Compact"/>
@@ -3721,6 +4081,9 @@
         </w:tc>
         <w:tc>
           <w:tcPr/>
+          <w:tcPr>
+            <w:tcW w:w="4478" w:type="dxa"/>
+          </w:tcPr>
           <w:p>
             <w:pPr>
               <w:pStyle w:val="Compact"/>
@@ -3744,6 +4107,9 @@
         </w:tc>
         <w:tc>
           <w:tcPr/>
+          <w:tcPr>
+            <w:tcW w:w="3028" w:type="dxa"/>
+          </w:tcPr>
           <w:p>
             <w:pPr>
               <w:pStyle w:val="Compact"/>
@@ -3760,6 +4126,9 @@
       <w:tr>
         <w:tc>
           <w:tcPr/>
+          <w:tcPr>
+            <w:tcW w:w="1854" w:type="dxa"/>
+          </w:tcPr>
           <w:p>
             <w:pPr>
               <w:pStyle w:val="Compact"/>
@@ -3771,6 +4140,9 @@
         </w:tc>
         <w:tc>
           <w:tcPr/>
+          <w:tcPr>
+            <w:tcW w:w="4478" w:type="dxa"/>
+          </w:tcPr>
           <w:p>
             <w:pPr>
               <w:pStyle w:val="Compact"/>
@@ -3785,6 +4157,9 @@
         </w:tc>
         <w:tc>
           <w:tcPr/>
+          <w:tcPr>
+            <w:tcW w:w="3028" w:type="dxa"/>
+          </w:tcPr>
           <w:p>
             <w:pPr>
               <w:pStyle w:val="Compact"/>
@@ -4059,11 +4434,12 @@
         <w:tblStyle w:val="Table"/>
         <w:tblW w:type="auto" w:w="0"/>
         <w:tblLook w:firstRow="1" w:lastRow="0" w:firstColumn="0" w:lastColumn="0" w:noHBand="0" w:noVBand="0" w:val="0020"/>
+        <w:tblLayout w:type="fixed"/>
       </w:tblPr>
       <w:tblGrid>
-        <w:gridCol w:w="2640"/>
-        <w:gridCol w:w="2640"/>
-        <w:gridCol w:w="2640"/>
+        <w:gridCol w:w="1631"/>
+        <w:gridCol w:w="2401"/>
+        <w:gridCol w:w="5328"/>
       </w:tblGrid>
       <w:tr>
         <w:trPr>
@@ -4071,6 +4447,9 @@
         </w:trPr>
         <w:tc>
           <w:tcPr/>
+          <w:tcPr>
+            <w:tcW w:w="1631" w:type="dxa"/>
+          </w:tcPr>
           <w:p>
             <w:pPr>
               <w:pStyle w:val="Compact"/>
@@ -4085,6 +4464,9 @@
         </w:tc>
         <w:tc>
           <w:tcPr/>
+          <w:tcPr>
+            <w:tcW w:w="2401" w:type="dxa"/>
+          </w:tcPr>
           <w:p>
             <w:pPr>
               <w:pStyle w:val="Compact"/>
@@ -4099,6 +4481,9 @@
         </w:tc>
         <w:tc>
           <w:tcPr/>
+          <w:tcPr>
+            <w:tcW w:w="5328" w:type="dxa"/>
+          </w:tcPr>
           <w:p>
             <w:pPr>
               <w:pStyle w:val="Compact"/>
@@ -4115,6 +4500,9 @@
       <w:tr>
         <w:tc>
           <w:tcPr/>
+          <w:tcPr>
+            <w:tcW w:w="1631" w:type="dxa"/>
+          </w:tcPr>
           <w:p>
             <w:pPr>
               <w:pStyle w:val="Compact"/>
@@ -4126,6 +4514,9 @@
         </w:tc>
         <w:tc>
           <w:tcPr/>
+          <w:tcPr>
+            <w:tcW w:w="2401" w:type="dxa"/>
+          </w:tcPr>
           <w:p>
             <w:pPr>
               <w:pStyle w:val="Compact"/>
@@ -4140,6 +4531,9 @@
         </w:tc>
         <w:tc>
           <w:tcPr/>
+          <w:tcPr>
+            <w:tcW w:w="5328" w:type="dxa"/>
+          </w:tcPr>
           <w:p>
             <w:pPr>
               <w:pStyle w:val="Compact"/>
@@ -4159,6 +4553,9 @@
       <w:tr>
         <w:tc>
           <w:tcPr/>
+          <w:tcPr>
+            <w:tcW w:w="1631" w:type="dxa"/>
+          </w:tcPr>
           <w:p>
             <w:pPr>
               <w:pStyle w:val="Compact"/>
@@ -4170,6 +4567,9 @@
         </w:tc>
         <w:tc>
           <w:tcPr/>
+          <w:tcPr>
+            <w:tcW w:w="2401" w:type="dxa"/>
+          </w:tcPr>
           <w:p>
             <w:pPr>
               <w:pStyle w:val="Compact"/>
@@ -4184,6 +4584,9 @@
         </w:tc>
         <w:tc>
           <w:tcPr/>
+          <w:tcPr>
+            <w:tcW w:w="5328" w:type="dxa"/>
+          </w:tcPr>
           <w:p>
             <w:pPr>
               <w:pStyle w:val="Compact"/>
@@ -4197,6 +4600,9 @@
       <w:tr>
         <w:tc>
           <w:tcPr/>
+          <w:tcPr>
+            <w:tcW w:w="1631" w:type="dxa"/>
+          </w:tcPr>
           <w:p>
             <w:pPr>
               <w:pStyle w:val="Compact"/>
@@ -4208,6 +4614,9 @@
         </w:tc>
         <w:tc>
           <w:tcPr/>
+          <w:tcPr>
+            <w:tcW w:w="2401" w:type="dxa"/>
+          </w:tcPr>
           <w:p>
             <w:pPr>
               <w:pStyle w:val="Compact"/>
@@ -4222,6 +4631,9 @@
         </w:tc>
         <w:tc>
           <w:tcPr/>
+          <w:tcPr>
+            <w:tcW w:w="5328" w:type="dxa"/>
+          </w:tcPr>
           <w:p>
             <w:pPr>
               <w:pStyle w:val="Compact"/>
@@ -4241,6 +4653,9 @@
       <w:tr>
         <w:tc>
           <w:tcPr/>
+          <w:tcPr>
+            <w:tcW w:w="1631" w:type="dxa"/>
+          </w:tcPr>
           <w:p>
             <w:pPr>
               <w:pStyle w:val="Compact"/>
@@ -4252,6 +4667,9 @@
         </w:tc>
         <w:tc>
           <w:tcPr/>
+          <w:tcPr>
+            <w:tcW w:w="2401" w:type="dxa"/>
+          </w:tcPr>
           <w:p>
             <w:pPr>
               <w:pStyle w:val="Compact"/>
@@ -4266,6 +4684,9 @@
         </w:tc>
         <w:tc>
           <w:tcPr/>
+          <w:tcPr>
+            <w:tcW w:w="5328" w:type="dxa"/>
+          </w:tcPr>
           <w:p>
             <w:pPr>
               <w:pStyle w:val="Compact"/>
@@ -4285,6 +4706,9 @@
       <w:tr>
         <w:tc>
           <w:tcPr/>
+          <w:tcPr>
+            <w:tcW w:w="1631" w:type="dxa"/>
+          </w:tcPr>
           <w:p>
             <w:pPr>
               <w:pStyle w:val="Compact"/>
@@ -4296,6 +4720,9 @@
         </w:tc>
         <w:tc>
           <w:tcPr/>
+          <w:tcPr>
+            <w:tcW w:w="2401" w:type="dxa"/>
+          </w:tcPr>
           <w:p>
             <w:pPr>
               <w:pStyle w:val="Compact"/>
@@ -4313,6 +4740,9 @@
         </w:tc>
         <w:tc>
           <w:tcPr/>
+          <w:tcPr>
+            <w:tcW w:w="5328" w:type="dxa"/>
+          </w:tcPr>
           <w:p>
             <w:pPr>
               <w:pStyle w:val="Compact"/>
@@ -4326,6 +4756,9 @@
       <w:tr>
         <w:tc>
           <w:tcPr/>
+          <w:tcPr>
+            <w:tcW w:w="1631" w:type="dxa"/>
+          </w:tcPr>
           <w:p>
             <w:pPr>
               <w:pStyle w:val="Compact"/>
@@ -4337,6 +4770,9 @@
         </w:tc>
         <w:tc>
           <w:tcPr/>
+          <w:tcPr>
+            <w:tcW w:w="2401" w:type="dxa"/>
+          </w:tcPr>
           <w:p>
             <w:pPr>
               <w:pStyle w:val="Compact"/>
@@ -4351,6 +4787,9 @@
         </w:tc>
         <w:tc>
           <w:tcPr/>
+          <w:tcPr>
+            <w:tcW w:w="5328" w:type="dxa"/>
+          </w:tcPr>
           <w:p>
             <w:pPr>
               <w:pStyle w:val="Compact"/>
@@ -4376,6 +4815,9 @@
       <w:tr>
         <w:tc>
           <w:tcPr/>
+          <w:tcPr>
+            <w:tcW w:w="1631" w:type="dxa"/>
+          </w:tcPr>
           <w:p>
             <w:pPr>
               <w:pStyle w:val="Compact"/>
@@ -4387,6 +4829,9 @@
         </w:tc>
         <w:tc>
           <w:tcPr/>
+          <w:tcPr>
+            <w:tcW w:w="2401" w:type="dxa"/>
+          </w:tcPr>
           <w:p>
             <w:pPr>
               <w:pStyle w:val="Compact"/>
@@ -4401,6 +4846,9 @@
         </w:tc>
         <w:tc>
           <w:tcPr/>
+          <w:tcPr>
+            <w:tcW w:w="5328" w:type="dxa"/>
+          </w:tcPr>
           <w:p>
             <w:pPr>
               <w:pStyle w:val="Compact"/>
@@ -4414,6 +4862,9 @@
       <w:tr>
         <w:tc>
           <w:tcPr/>
+          <w:tcPr>
+            <w:tcW w:w="1631" w:type="dxa"/>
+          </w:tcPr>
           <w:p>
             <w:pPr>
               <w:pStyle w:val="Compact"/>
@@ -4425,6 +4876,9 @@
         </w:tc>
         <w:tc>
           <w:tcPr/>
+          <w:tcPr>
+            <w:tcW w:w="2401" w:type="dxa"/>
+          </w:tcPr>
           <w:p>
             <w:pPr>
               <w:pStyle w:val="Compact"/>
@@ -4439,6 +4893,9 @@
         </w:tc>
         <w:tc>
           <w:tcPr/>
+          <w:tcPr>
+            <w:tcW w:w="5328" w:type="dxa"/>
+          </w:tcPr>
           <w:p>
             <w:pPr>
               <w:pStyle w:val="Compact"/>
@@ -4452,6 +4909,9 @@
       <w:tr>
         <w:tc>
           <w:tcPr/>
+          <w:tcPr>
+            <w:tcW w:w="1631" w:type="dxa"/>
+          </w:tcPr>
           <w:p>
             <w:pPr>
               <w:pStyle w:val="Compact"/>
@@ -4463,6 +4923,9 @@
         </w:tc>
         <w:tc>
           <w:tcPr/>
+          <w:tcPr>
+            <w:tcW w:w="2401" w:type="dxa"/>
+          </w:tcPr>
           <w:p>
             <w:pPr>
               <w:pStyle w:val="Compact"/>
@@ -4477,6 +4940,9 @@
         </w:tc>
         <w:tc>
           <w:tcPr/>
+          <w:tcPr>
+            <w:tcW w:w="5328" w:type="dxa"/>
+          </w:tcPr>
           <w:p>
             <w:pPr>
               <w:pStyle w:val="Compact"/>
@@ -8178,7 +8644,7 @@
   <w:docDefaults>
     <w:rPrDefault>
       <w:rPr>
-        <w:rFonts w:asciiTheme="minorHAnsi" w:cstheme="minorBidi" w:eastAsia="微软雅黑" w:hAnsiTheme="minorHAnsi"/>
+        <w:rFonts w:asciiTheme="minorHAnsi" w:cstheme="minorBidi" w:eastAsia="宋体" w:hAnsiTheme="minorHAnsi"/>
         <w:sz w:val="24"/>
         <w:szCs w:val="24"/>
         <w:lang w:bidi="ar-SA" w:eastAsia="zh-CN" w:val="en-US"/>
@@ -8194,6 +8660,15 @@
   <w:style w:default="1" w:styleId="Normal" w:type="paragraph">
     <w:name w:val="Normal"/>
     <w:qFormat/>
+    <w:pPr>
+      <w:spacing w:after="0" w:line="336" w:lineRule="auto"/>
+      <w:jc w:val="both"/>
+    </w:pPr>
+    <w:rPr>
+      <w:rFonts w:ascii="Calibri" w:cs="Times New Roman" w:eastAsia="宋体" w:hAnsi="Calibri"/>
+      <w:sz w:val="21"/>
+      <w:szCs w:val="21"/>
+    </w:rPr>
   </w:style>
   <w:style w:styleId="BodyText" w:type="paragraph">
     <w:name w:val="Body Text"/>
@@ -8201,7 +8676,7 @@
     <w:link w:val="BodyTextChar"/>
     <w:qFormat/>
     <w:pPr>
-      <w:spacing w:after="180" w:before="180"/>
+      <w:spacing w:after="120" w:before="120"/>
     </w:pPr>
   </w:style>
   <w:style w:customStyle="1" w:styleId="FirstParagraph" w:type="paragraph">
@@ -8212,29 +8687,28 @@
   </w:style>
   <w:style w:customStyle="1" w:styleId="Compact" w:type="paragraph">
     <w:name w:val="Compact"/>
-    <w:basedOn w:val="BodyText"/>
+    <w:basedOn w:val="Normal"/>
     <w:qFormat/>
     <w:pPr>
-      <w:spacing w:after="36" w:before="36"/>
+      <w:spacing w:after="20" w:before="20" w:line="288" w:lineRule="auto"/>
+      <w:jc w:val="left"/>
     </w:pPr>
   </w:style>
   <w:style w:styleId="Title" w:type="paragraph">
     <w:name w:val="Title"/>
     <w:basedOn w:val="Normal"/>
     <w:next w:val="BodyText"/>
-    <w:link w:val="TitleChar"/>
-    <w:uiPriority w:val="10"/>
     <w:qFormat/>
-    <w:rsid w:val="00A10FD9"/>
     <w:pPr>
-      <w:spacing w:after="80" w:line="240" w:lineRule="auto"/>
-      <w:contextualSpacing/>
+      <w:spacing w:after="200" w:before="2400"/>
       <w:jc w:val="center"/>
     </w:pPr>
     <w:rPr>
-      <w:rFonts w:asciiTheme="majorHAnsi" w:cstheme="majorBidi" w:eastAsia="微软雅黑" w:hAnsiTheme="majorHAnsi"/>
-      <w:sz w:val="56"/>
-      <w:szCs w:val="56"/>
+      <w:rFonts w:ascii="微软雅黑" w:eastAsia="微软雅黑" w:hAnsi="微软雅黑"/>
+      <w:b/>
+      <w:color w:val="1F3864"/>
+      <w:sz w:val="52"/>
+      <w:szCs w:val="52"/>
     </w:rPr>
   </w:style>
   <w:style w:customStyle="1" w:styleId="TitleChar" w:type="character">
@@ -8251,22 +8725,18 @@
   </w:style>
   <w:style w:styleId="Subtitle" w:type="paragraph">
     <w:name w:val="Subtitle"/>
-    <w:basedOn w:val="Title"/>
+    <w:basedOn w:val="Normal"/>
     <w:next w:val="BodyText"/>
-    <w:link w:val="SubtitleChar"/>
-    <w:uiPriority w:val="11"/>
     <w:qFormat/>
-    <w:rsid w:val="00A10FD9"/>
     <w:pPr>
-      <w:numPr>
-        <w:ilvl w:val="1"/>
-      </w:numPr>
+      <w:spacing w:after="1600"/>
+      <w:jc w:val="center"/>
     </w:pPr>
     <w:rPr>
-      <w:rFonts w:cstheme="majorBidi" w:eastAsia="微软雅黑"/>
-      <w:spacing w:val="15"/>
-      <w:sz w:val="28"/>
-      <w:szCs w:val="28"/>
+      <w:rFonts w:ascii="微软雅黑" w:eastAsia="微软雅黑" w:hAnsi="微软雅黑"/>
+      <w:color w:val="595959"/>
+      <w:sz w:val="30"/>
+      <w:szCs w:val="30"/>
     </w:rPr>
   </w:style>
   <w:style w:customStyle="1" w:styleId="SubtitleChar" w:type="character">
@@ -8358,18 +8828,22 @@
     <w:link w:val="Heading1Char"/>
     <w:uiPriority w:val="9"/>
     <w:qFormat/>
-    <w:rsid w:val="00A10FD9"/>
     <w:pPr>
       <w:keepNext/>
       <w:keepLines/>
-      <w:spacing w:after="80" w:before="360"/>
+      <w:pBdr>
+        <w:bottom w:color="2E5395" w:space="6" w:sz="12" w:val="single"/>
+      </w:pBdr>
+      <w:spacing w:after="100" w:before="400"/>
+      <w:jc w:val="left"/>
       <w:outlineLvl w:val="0"/>
     </w:pPr>
     <w:rPr>
-      <w:rFonts w:asciiTheme="majorHAnsi" w:cstheme="majorBidi" w:eastAsia="微软雅黑" w:hAnsiTheme="majorHAnsi"/>
-      <w:color w:themeColor="accent1" w:themeShade="BF" w:val="0F4761"/>
-      <w:sz w:val="40"/>
-      <w:szCs w:val="40"/>
+      <w:rFonts w:ascii="微软雅黑" w:cs="微软雅黑" w:eastAsia="微软雅黑" w:hAnsi="微软雅黑"/>
+      <w:b/>
+      <w:color w:val="1F3864"/>
+      <w:sz w:val="30"/>
+      <w:szCs w:val="30"/>
     </w:rPr>
   </w:style>
   <w:style w:styleId="Heading2" w:type="paragraph">
@@ -8378,21 +8852,20 @@
     <w:next w:val="BodyText"/>
     <w:link w:val="Heading2Char"/>
     <w:uiPriority w:val="9"/>
-    <w:semiHidden/>
-    <w:unhideWhenUsed/>
     <w:qFormat/>
-    <w:rsid w:val="00A10FD9"/>
     <w:pPr>
       <w:keepNext/>
       <w:keepLines/>
-      <w:spacing w:after="80" w:before="160"/>
+      <w:spacing w:after="100" w:before="280"/>
+      <w:jc w:val="left"/>
       <w:outlineLvl w:val="1"/>
     </w:pPr>
     <w:rPr>
-      <w:rFonts w:asciiTheme="majorHAnsi" w:cstheme="majorBidi" w:eastAsia="微软雅黑" w:hAnsiTheme="majorHAnsi"/>
-      <w:color w:themeColor="accent1" w:themeShade="BF" w:val="0F4761"/>
-      <w:sz w:val="32"/>
-      <w:szCs w:val="32"/>
+      <w:rFonts w:ascii="微软雅黑" w:cs="微软雅黑" w:eastAsia="微软雅黑" w:hAnsi="微软雅黑"/>
+      <w:b/>
+      <w:color w:val="1F3864"/>
+      <w:sz w:val="26"/>
+      <w:szCs w:val="26"/>
     </w:rPr>
   </w:style>
   <w:style w:styleId="Heading3" w:type="paragraph">
@@ -8401,21 +8874,20 @@
     <w:next w:val="BodyText"/>
     <w:link w:val="Heading3Char"/>
     <w:uiPriority w:val="9"/>
-    <w:semiHidden/>
-    <w:unhideWhenUsed/>
     <w:qFormat/>
-    <w:rsid w:val="00A10FD9"/>
     <w:pPr>
       <w:keepNext/>
       <w:keepLines/>
-      <w:spacing w:after="80" w:before="160"/>
+      <w:spacing w:after="100" w:before="220"/>
+      <w:jc w:val="left"/>
       <w:outlineLvl w:val="2"/>
     </w:pPr>
     <w:rPr>
-      <w:rFonts w:cstheme="majorBidi" w:eastAsia="微软雅黑"/>
-      <w:color w:themeColor="accent1" w:themeShade="BF" w:val="0F4761"/>
-      <w:sz w:val="28"/>
-      <w:szCs w:val="28"/>
+      <w:rFonts w:ascii="微软雅黑" w:cs="微软雅黑" w:eastAsia="微软雅黑" w:hAnsi="微软雅黑"/>
+      <w:b/>
+      <w:color w:val="1F3864"/>
+      <w:sz w:val="23"/>
+      <w:szCs w:val="23"/>
     </w:rPr>
   </w:style>
   <w:style w:styleId="Heading4" w:type="paragraph">
@@ -8424,21 +8896,20 @@
     <w:next w:val="BodyText"/>
     <w:link w:val="Heading4Char"/>
     <w:uiPriority w:val="9"/>
-    <w:semiHidden/>
-    <w:unhideWhenUsed/>
     <w:qFormat/>
-    <w:rsid w:val="00A10FD9"/>
     <w:pPr>
       <w:keepNext/>
       <w:keepLines/>
-      <w:spacing w:after="40" w:before="80"/>
+      <w:spacing w:after="100" w:before="180"/>
+      <w:jc w:val="left"/>
       <w:outlineLvl w:val="3"/>
     </w:pPr>
     <w:rPr>
-      <w:rFonts w:cstheme="majorBidi" w:eastAsia="微软雅黑"/>
-      <w:i/>
-      <w:iCs/>
-      <w:color w:themeColor="accent1" w:themeShade="BF" w:val="0F4761"/>
+      <w:rFonts w:ascii="微软雅黑" w:cs="微软雅黑" w:eastAsia="微软雅黑" w:hAnsi="微软雅黑"/>
+      <w:b/>
+      <w:color w:val="1F3864"/>
+      <w:sz w:val="21"/>
+      <w:szCs w:val="21"/>
     </w:rPr>
   </w:style>
   <w:style w:styleId="Heading5" w:type="paragraph">
@@ -8709,31 +9180,31 @@
   <w:style w:default="1" w:styleId="Table" w:type="table">
     <w:name w:val="Table"/>
     <w:basedOn w:val="TableNormal"/>
-    <w:semiHidden/>
-    <w:unhideWhenUsed/>
     <w:qFormat/>
     <w:tblPr>
       <w:tblInd w:type="dxa" w:w="0"/>
+      <w:tblBorders>
+        <w:top w:color="BFBFBF" w:space="0" w:sz="4" w:val="single"/>
+        <w:left w:color="BFBFBF" w:space="0" w:sz="4" w:val="single"/>
+        <w:bottom w:color="BFBFBF" w:space="0" w:sz="4" w:val="single"/>
+        <w:right w:color="BFBFBF" w:space="0" w:sz="4" w:val="single"/>
+        <w:insideH w:color="BFBFBF" w:space="0" w:sz="4" w:val="single"/>
+        <w:insideV w:color="BFBFBF" w:space="0" w:sz="4" w:val="single"/>
+      </w:tblBorders>
       <w:tblCellMar>
-        <w:top w:type="dxa" w:w="0"/>
+        <w:top w:type="dxa" w:w="40"/>
         <w:left w:type="dxa" w:w="108"/>
-        <w:bottom w:type="dxa" w:w="0"/>
+        <w:bottom w:type="dxa" w:w="40"/>
         <w:right w:type="dxa" w:w="108"/>
       </w:tblCellMar>
     </w:tblPr>
     <w:tblStylePr w:type="firstRow">
-      <w:tblPr>
-        <w:jc w:val="left"/>
-        <w:tblInd w:type="dxa" w:w="0"/>
-      </w:tblPr>
-      <w:trPr>
-        <w:jc w:val="left"/>
-      </w:trPr>
+      <w:rPr>
+        <w:b/>
+        <w:color w:val="1F3864"/>
+      </w:rPr>
       <w:tcPr>
-        <w:tcBorders>
-          <w:bottom w:val="single"/>
-        </w:tcBorders>
-        <w:vAlign w:val="bottom"/>
+        <w:shd w:color="auto" w:fill="DEEAF6" w:val="clear"/>
       </w:tcPr>
     </w:tblStylePr>
   </w:style>
@@ -8794,10 +9265,11 @@
   </w:style>
   <w:style w:customStyle="1" w:styleId="VerbatimChar" w:type="character">
     <w:name w:val="Verbatim Char"/>
-    <w:basedOn w:val="BodyTextChar"/>
+    <w:basedOn w:val="DefaultParagraphFont"/>
     <w:rPr>
-      <w:rFonts w:ascii="Consolas" w:hAnsi="Consolas"/>
-      <w:sz w:val="22"/>
+      <w:rFonts w:ascii="Consolas" w:cs="Consolas" w:hAnsi="Consolas"/>
+      <w:shd w:color="auto" w:fill="F4F5F7" w:val="clear"/>
+      <w:sz w:val="19"/>
     </w:rPr>
   </w:style>
   <w:style w:customStyle="1" w:styleId="SectionNumber" w:type="character">
@@ -8836,13 +9308,28 @@
       <w:color w:themeColor="accent1" w:themeShade="BF" w:val="365F91"/>
     </w:rPr>
   </w:style>
-  <w:style w:type="paragraph" w:customStyle="1" w:styleId="SourceCode">
+  <w:style w:styleId="SourceCode" w:type="paragraph">
     <w:name w:val="Source Code"/>
     <w:basedOn w:val="Normal"/>
-    <w:link w:val="VerbatimChar"/>
+    <w:qFormat/>
     <w:pPr>
-      <w:wordWrap w:val="off"/>
+      <w:keepLines/>
+      <w:shd w:color="auto" w:fill="F4F5F7" w:val="clear"/>
+      <w:pBdr>
+        <w:top w:color="D0D7DE" w:space="4" w:sz="4" w:val="single"/>
+        <w:left w:color="D0D7DE" w:space="4" w:sz="4" w:val="single"/>
+        <w:bottom w:color="D0D7DE" w:space="4" w:sz="4" w:val="single"/>
+        <w:right w:color="D0D7DE" w:space="4" w:sz="4" w:val="single"/>
+      </w:pBdr>
+      <w:spacing w:after="60" w:before="60" w:line="264" w:lineRule="auto"/>
+      <w:ind w:left="120" w:right="120"/>
+      <w:jc w:val="left"/>
     </w:pPr>
+    <w:rPr>
+      <w:rFonts w:ascii="Consolas" w:cs="Consolas" w:eastAsia="宋体" w:hAnsi="Consolas"/>
+      <w:sz w:val="18"/>
+      <w:szCs w:val="18"/>
+    </w:rPr>
   </w:style>
   <w:style w:type="character" w:customStyle="1" w:styleId="KeywordTok">
     <w:name w:val="KeywordTok"/>
